--- a/docs/user/FedProspect-User-Guide.docx
+++ b/docs/user/FedProspect-User-Guide.docx
@@ -72,11 +72,13 @@
         <w:br/>
         <w:t>Chapter 6: Entity Search &amp; Detail</w:t>
         <w:br/>
-        <w:t>Chapter 7: Prospect Pipeline</w:t>
+        <w:t>Chapter 7: Federal Hierarchy Browser</w:t>
         <w:br/>
-        <w:t>Chapter 8: Notifications &amp; Saved Searches</w:t>
+        <w:t>Chapter 8: Prospect Pipeline</w:t>
         <w:br/>
-        <w:t>Chapter 9: Tips &amp; Best Practices</w:t>
+        <w:t>Chapter 9: Notifications &amp; Saved Searches</w:t>
+        <w:br/>
+        <w:t>Chapter 10: Tips &amp; Best Practices</w:t>
       </w:r>
     </w:p>
     <w:p>
@@ -277,6 +279,14 @@
     </w:p>
     <w:p>
       <w:pPr>
+        <w:pStyle w:val="ListBullet"/>
+      </w:pPr>
+      <w:r>
+        <w:t>Federal Hierarchy -- Browse and search the federal government organization structure (departments, sub-tiers, and offices).</w:t>
+      </w:r>
+    </w:p>
+    <w:p>
+      <w:pPr>
         <w:pStyle w:val="Heading3"/>
       </w:pPr>
       <w:r>
@@ -820,7 +830,7 @@
         <w:pStyle w:val="ListBullet"/>
       </w:pPr>
       <w:r>
-        <w:t>Description -- The full opportunity description text.</w:t>
+        <w:t>Description -- The full opportunity description text. Some opportunities initially show only a SAM.gov URL reference instead of inline text. When this happens, you will see a "Fetch Description from SAM.gov" button that retrieves the full description on demand.</w:t>
       </w:r>
     </w:p>
     <w:p>
@@ -871,341 +881,6 @@
     </w:p>
     <w:p>
       <w:pPr>
-        <w:pStyle w:val="Heading2"/>
-      </w:pPr>
-      <w:r>
-        <w:t>Qualification &amp; pWin Tab</w:t>
-      </w:r>
-    </w:p>
-    <w:p>
-      <w:r>
-        <w:t>This tab helps you assess whether your company is qualified to bid and what your probability of winning (pWin) looks like.</w:t>
-      </w:r>
-    </w:p>
-    <w:p>
-      <w:pPr>
-        <w:pStyle w:val="Heading3"/>
-      </w:pPr>
-      <w:r>
-        <w:t>pWin Gauge</w:t>
-      </w:r>
-    </w:p>
-    <w:p>
-      <w:r>
-        <w:t>The pWin Gauge is a visual score from 0 to 100 that estimates your probability of winning. It considers factors such as:</w:t>
-      </w:r>
-    </w:p>
-    <w:p>
-      <w:pPr>
-        <w:pStyle w:val="ListBullet"/>
-      </w:pPr>
-      <w:r>
-        <w:t>Set-Aside Match -- Does the set-aside type match your certifications?</w:t>
-      </w:r>
-    </w:p>
-    <w:p>
-      <w:pPr>
-        <w:pStyle w:val="ListBullet"/>
-      </w:pPr>
-      <w:r>
-        <w:t>NAICS Experience -- Do you have past performance in this NAICS code?</w:t>
-      </w:r>
-    </w:p>
-    <w:p>
-      <w:pPr>
-        <w:pStyle w:val="ListBullet"/>
-      </w:pPr>
-      <w:r>
-        <w:t>Competitive Landscape -- How many competitors typically bid on similar work?</w:t>
-      </w:r>
-    </w:p>
-    <w:p>
-      <w:pPr>
-        <w:pStyle w:val="ListBullet"/>
-      </w:pPr>
-      <w:r>
-        <w:t>Incumbent Advantage -- Is there an incumbent with a strong track record?</w:t>
-      </w:r>
-    </w:p>
-    <w:p>
-      <w:pPr>
-        <w:pStyle w:val="ListBullet"/>
-      </w:pPr>
-      <w:r>
-        <w:t>Time Remaining -- How much time is left to prepare a quality response?</w:t>
-      </w:r>
-    </w:p>
-    <w:p>
-      <w:r>
-        <w:t>The gauge is color-coded: green for High (70+), yellow for Medium (40-69), orange for Low (20-39), and red for Very Low (under 20). Below the gauge, you will see a breakdown of each scoring factor with details and suggestions for improving your score.</w:t>
-      </w:r>
-    </w:p>
-    <w:p>
-      <w:pPr>
-        <w:pStyle w:val="Heading3"/>
-      </w:pPr>
-      <w:r>
-        <w:t>Qualification Checklist</w:t>
-      </w:r>
-    </w:p>
-    <w:p>
-      <w:r>
-        <w:t>The Qualification Checklist runs a series of automated checks against the opportunity requirements and your company profile:</w:t>
-      </w:r>
-    </w:p>
-    <w:p>
-      <w:pPr>
-        <w:pStyle w:val="ListBullet"/>
-      </w:pPr>
-      <w:r>
-        <w:t>Certification checks -- Do you hold the required SBA certifications (WOSB, 8(a), HUBZone, etc.)?</w:t>
-      </w:r>
-    </w:p>
-    <w:p>
-      <w:pPr>
-        <w:pStyle w:val="ListBullet"/>
-      </w:pPr>
-      <w:r>
-        <w:t>Experience checks -- Do you have past contracts in the relevant NAICS code?</w:t>
-      </w:r>
-    </w:p>
-    <w:p>
-      <w:pPr>
-        <w:pStyle w:val="ListBullet"/>
-      </w:pPr>
-      <w:r>
-        <w:t>Compliance checks -- Is your SAM.gov registration active? Are you free of exclusions?</w:t>
-      </w:r>
-    </w:p>
-    <w:p>
-      <w:pPr>
-        <w:pStyle w:val="ListBullet"/>
-      </w:pPr>
-      <w:r>
-        <w:t>Logistics checks -- Is the Place of Performance in a state where you operate?</w:t>
-      </w:r>
-    </w:p>
-    <w:p>
-      <w:r>
-        <w:t>Each item shows a Pass (green check), Fail (red X), Warning (yellow), or Unknown status. The overall qualification status is summarized as "Qualified," "Partially Qualified," or "Not Qualified."</w:t>
-      </w:r>
-    </w:p>
-    <w:p>
-      <w:pPr>
-        <w:pStyle w:val="Heading2"/>
-      </w:pPr>
-      <w:r>
-        <w:t>Competitive Intelligence Tab</w:t>
-      </w:r>
-    </w:p>
-    <w:p>
-      <w:r>
-        <w:t>This tab provides intelligence about the competitive landscape for the opportunity.</w:t>
-      </w:r>
-    </w:p>
-    <w:p>
-      <w:pPr>
-        <w:pStyle w:val="Heading3"/>
-      </w:pPr>
-      <w:r>
-        <w:t>Incumbent Analysis</w:t>
-      </w:r>
-    </w:p>
-    <w:p>
-      <w:r>
-        <w:t>If FedProspect identifies an incumbent contractor (the company that currently holds the contract), you will see:</w:t>
-      </w:r>
-    </w:p>
-    <w:p>
-      <w:pPr>
-        <w:pStyle w:val="ListBullet"/>
-      </w:pPr>
-      <w:r>
-        <w:t>Incumbent name, UEI, and registration status.</w:t>
-      </w:r>
-    </w:p>
-    <w:p>
-      <w:pPr>
-        <w:pStyle w:val="ListBullet"/>
-      </w:pPr>
-      <w:r>
-        <w:t>Current contract value, dollars obligated, and burn rate.</w:t>
-      </w:r>
-    </w:p>
-    <w:p>
-      <w:pPr>
-        <w:pStyle w:val="ListBullet"/>
-      </w:pPr>
-      <w:r>
-        <w:t>Period of performance dates and months remaining.</w:t>
-      </w:r>
-    </w:p>
-    <w:p>
-      <w:pPr>
-        <w:pStyle w:val="ListBullet"/>
-      </w:pPr>
-      <w:r>
-        <w:t>Vulnerability signals -- Indicators that the incumbent may be vulnerable, such as SAM.gov registration expiring, active exclusions, high burn rate, or contract nearing completion.</w:t>
-      </w:r>
-    </w:p>
-    <w:p>
-      <w:pPr>
-        <w:pStyle w:val="ListBullet"/>
-      </w:pPr>
-      <w:r>
-        <w:t>Consecutive wins -- How many times the incumbent has won this contract in a row.</w:t>
-      </w:r>
-    </w:p>
-    <w:p>
-      <w:pPr>
-        <w:pStyle w:val="Heading3"/>
-      </w:pPr>
-      <w:r>
-        <w:t>Competitive Landscape</w:t>
-      </w:r>
-    </w:p>
-    <w:p>
-      <w:r>
-        <w:t>Shows the broader market for this type of work:</w:t>
-      </w:r>
-    </w:p>
-    <w:p>
-      <w:pPr>
-        <w:pStyle w:val="ListBullet"/>
-      </w:pPr>
-      <w:r>
-        <w:t>Total contracts and total value in this NAICS/agency combination.</w:t>
-      </w:r>
-    </w:p>
-    <w:p>
-      <w:pPr>
-        <w:pStyle w:val="ListBullet"/>
-      </w:pPr>
-      <w:r>
-        <w:t>Average award value for similar contracts.</w:t>
-      </w:r>
-    </w:p>
-    <w:p>
-      <w:pPr>
-        <w:pStyle w:val="ListBullet"/>
-      </w:pPr>
-      <w:r>
-        <w:t>Competition level (Low, Moderate, High) based on the number of distinct vendors.</w:t>
-      </w:r>
-    </w:p>
-    <w:p>
-      <w:pPr>
-        <w:pStyle w:val="ListBullet"/>
-      </w:pPr>
-      <w:r>
-        <w:t>Top vendors by market share, shown in a bar chart.</w:t>
-      </w:r>
-    </w:p>
-    <w:p>
-      <w:pPr>
-        <w:pStyle w:val="Heading3"/>
-      </w:pPr>
-      <w:r>
-        <w:t>Market Share Chart</w:t>
-      </w:r>
-    </w:p>
-    <w:p>
-      <w:r>
-        <w:t>A visual chart showing the top vendors in this NAICS code and their share of total contract value. Use this to understand who your main competitors are and how the market is distributed.</w:t>
-      </w:r>
-    </w:p>
-    <w:p>
-      <w:pPr>
-        <w:pStyle w:val="Heading2"/>
-      </w:pPr>
-      <w:r>
-        <w:t>Document Intelligence Tab</w:t>
-      </w:r>
-    </w:p>
-    <w:p>
-      <w:r>
-        <w:t>FedProspect automatically downloads and analyzes solicitation attachments (PDFs, Word documents, spreadsheets) to extract key intelligence:</w:t>
-      </w:r>
-    </w:p>
-    <w:p>
-      <w:pPr>
-        <w:pStyle w:val="ListBullet"/>
-      </w:pPr>
-      <w:r>
-        <w:t>Security Clearance -- Whether the work requires a clearance and at what level (Secret, Top Secret, etc.).</w:t>
-      </w:r>
-    </w:p>
-    <w:p>
-      <w:pPr>
-        <w:pStyle w:val="ListBullet"/>
-      </w:pPr>
-      <w:r>
-        <w:t>Evaluation Method -- How proposals will be evaluated (Lowest Price Technically Acceptable, Best Value Trade-Off, etc.).</w:t>
-      </w:r>
-    </w:p>
-    <w:p>
-      <w:pPr>
-        <w:pStyle w:val="ListBullet"/>
-      </w:pPr>
-      <w:r>
-        <w:t>Vehicle Type -- The contract vehicle being used.</w:t>
-      </w:r>
-    </w:p>
-    <w:p>
-      <w:pPr>
-        <w:pStyle w:val="ListBullet"/>
-      </w:pPr>
-      <w:r>
-        <w:t>Recompete Status -- Whether this is a new requirement or a re-competition of an existing contract.</w:t>
-      </w:r>
-    </w:p>
-    <w:p>
-      <w:pPr>
-        <w:pStyle w:val="ListBullet"/>
-      </w:pPr>
-      <w:r>
-        <w:t>Incumbent Name -- The current contractor, if mentioned in the documents.</w:t>
-      </w:r>
-    </w:p>
-    <w:p>
-      <w:pPr>
-        <w:pStyle w:val="ListBullet"/>
-      </w:pPr>
-      <w:r>
-        <w:t>Scope Summary -- A brief summary of the work to be performed.</w:t>
-      </w:r>
-    </w:p>
-    <w:p>
-      <w:pPr>
-        <w:pStyle w:val="ListBullet"/>
-      </w:pPr>
-      <w:r>
-        <w:t>Period of Performance -- The expected contract duration.</w:t>
-      </w:r>
-    </w:p>
-    <w:p>
-      <w:pPr>
-        <w:pStyle w:val="ListBullet"/>
-      </w:pPr>
-      <w:r>
-        <w:t>Labor Categories -- Specific labor categories or skill sets required.</w:t>
-      </w:r>
-    </w:p>
-    <w:p>
-      <w:pPr>
-        <w:pStyle w:val="ListBullet"/>
-      </w:pPr>
-      <w:r>
-        <w:t>Key Requirements -- Important requirements extracted from the documents.</w:t>
-      </w:r>
-    </w:p>
-    <w:p>
-      <w:r>
-        <w:t>Each extracted field shows a confidence level (High, Medium, or Low) and the source document and page number where it was found. You can also see a list of all attachments with their download and text extraction status.</w:t>
-      </w:r>
-    </w:p>
-    <w:p>
-      <w:pPr>
         <w:pStyle w:val="Tip"/>
       </w:pPr>
       <w:r>
@@ -1215,7 +890,7 @@
         <w:t xml:space="preserve">TIP: </w:t>
       </w:r>
       <w:r>
-        <w:t>Document Intelligence saves hours of manual reading. Use the extracted key requirements to quickly assess whether a solicitation is a good fit before committing time to a full review.</w:t>
+        <w:t>If you see "No description loaded" on the Overview tab, click the "Fetch Description from SAM.gov" button. The system will retrieve the full description text and display it inline, saving you a trip to the SAM.gov website.</w:t>
       </w:r>
     </w:p>
     <w:p>
@@ -1223,12 +898,25 @@
         <w:pStyle w:val="Heading2"/>
       </w:pPr>
       <w:r>
-        <w:t>History Tab</w:t>
-      </w:r>
-    </w:p>
-    <w:p>
-      <w:r>
-        <w:t>The History tab shows the timeline of this opportunity:</w:t>
+        <w:t>Qualification &amp; pWin Tab</w:t>
+      </w:r>
+    </w:p>
+    <w:p>
+      <w:r>
+        <w:t>This tab helps you assess whether your company is qualified to bid and what your probability of winning (pWin) looks like.</w:t>
+      </w:r>
+    </w:p>
+    <w:p>
+      <w:pPr>
+        <w:pStyle w:val="Heading3"/>
+      </w:pPr>
+      <w:r>
+        <w:t>pWin Gauge</w:t>
+      </w:r>
+    </w:p>
+    <w:p>
+      <w:r>
+        <w:t>The pWin Gauge is a visual score from 0 to 100 that estimates your probability of winning. It considers factors such as:</w:t>
       </w:r>
     </w:p>
     <w:p>
@@ -1236,7 +924,7 @@
         <w:pStyle w:val="ListBullet"/>
       </w:pPr>
       <w:r>
-        <w:t>When it was first loaded into FedProspect.</w:t>
+        <w:t>Set-Aside Match -- Does the set-aside type match your certifications?</w:t>
       </w:r>
     </w:p>
     <w:p>
@@ -1244,7 +932,7 @@
         <w:pStyle w:val="ListBullet"/>
       </w:pPr>
       <w:r>
-        <w:t>When it was last updated.</w:t>
+        <w:t>NAICS Experience -- Do you have past performance in this NAICS code?</w:t>
       </w:r>
     </w:p>
     <w:p>
@@ -1252,7 +940,7 @@
         <w:pStyle w:val="ListBullet"/>
       </w:pPr>
       <w:r>
-        <w:t>Amendments and modifications over time.</w:t>
+        <w:t>Competitive Landscape -- How many competitors typically bid on similar work?</w:t>
       </w:r>
     </w:p>
     <w:p>
@@ -1260,7 +948,70 @@
         <w:pStyle w:val="ListBullet"/>
       </w:pPr>
       <w:r>
-        <w:t>USASpending award data if the contract has been awarded.</w:t>
+        <w:t>Incumbent Advantage -- Is there an incumbent with a strong track record?</w:t>
+      </w:r>
+    </w:p>
+    <w:p>
+      <w:pPr>
+        <w:pStyle w:val="ListBullet"/>
+      </w:pPr>
+      <w:r>
+        <w:t>Time Remaining -- How much time is left to prepare a quality response?</w:t>
+      </w:r>
+    </w:p>
+    <w:p>
+      <w:r>
+        <w:t>The gauge is color-coded: green for High (70+), yellow for Medium (40-69), orange for Low (20-39), and red for Very Low (under 20). Below the gauge, you will see a breakdown of each scoring factor with details and suggestions for improving your score.</w:t>
+      </w:r>
+    </w:p>
+    <w:p>
+      <w:pPr>
+        <w:pStyle w:val="Heading3"/>
+      </w:pPr>
+      <w:r>
+        <w:t>Qualification Checklist</w:t>
+      </w:r>
+    </w:p>
+    <w:p>
+      <w:r>
+        <w:t>The Qualification Checklist runs a series of automated checks against the opportunity requirements and your company profile:</w:t>
+      </w:r>
+    </w:p>
+    <w:p>
+      <w:pPr>
+        <w:pStyle w:val="ListBullet"/>
+      </w:pPr>
+      <w:r>
+        <w:t>Certification checks -- Do you hold the required SBA certifications (WOSB, 8(a), HUBZone, etc.)?</w:t>
+      </w:r>
+    </w:p>
+    <w:p>
+      <w:pPr>
+        <w:pStyle w:val="ListBullet"/>
+      </w:pPr>
+      <w:r>
+        <w:t>Experience checks -- Do you have past contracts in the relevant NAICS code?</w:t>
+      </w:r>
+    </w:p>
+    <w:p>
+      <w:pPr>
+        <w:pStyle w:val="ListBullet"/>
+      </w:pPr>
+      <w:r>
+        <w:t>Compliance checks -- Is your SAM.gov registration active? Are you free of exclusions?</w:t>
+      </w:r>
+    </w:p>
+    <w:p>
+      <w:pPr>
+        <w:pStyle w:val="ListBullet"/>
+      </w:pPr>
+      <w:r>
+        <w:t>Logistics checks -- Is the Place of Performance in a state where you operate?</w:t>
+      </w:r>
+    </w:p>
+    <w:p>
+      <w:r>
+        <w:t>Each item shows a Pass (green check), Fail (red X), Warning (yellow), or Unknown status. The overall qualification status is summarized as "Qualified," "Partially Qualified," or "Not Qualified."</w:t>
       </w:r>
     </w:p>
     <w:p>
@@ -1268,12 +1019,25 @@
         <w:pStyle w:val="Heading2"/>
       </w:pPr>
       <w:r>
-        <w:t>Actions Tab</w:t>
-      </w:r>
-    </w:p>
-    <w:p>
-      <w:r>
-        <w:t>From the Actions section (available via buttons at the top of the detail page), you can:</w:t>
+        <w:t>Competitive Intelligence Tab</w:t>
+      </w:r>
+    </w:p>
+    <w:p>
+      <w:r>
+        <w:t>This tab provides intelligence about the competitive landscape for the opportunity.</w:t>
+      </w:r>
+    </w:p>
+    <w:p>
+      <w:pPr>
+        <w:pStyle w:val="Heading3"/>
+      </w:pPr>
+      <w:r>
+        <w:t>Incumbent Analysis</w:t>
+      </w:r>
+    </w:p>
+    <w:p>
+      <w:r>
+        <w:t>If FedProspect identifies an incumbent contractor (the company that currently holds the contract), you will see:</w:t>
       </w:r>
     </w:p>
     <w:p>
@@ -1281,7 +1045,7 @@
         <w:pStyle w:val="ListBullet"/>
       </w:pPr>
       <w:r>
-        <w:t>Add to Pipeline -- Create a prospect record to start tracking this opportunity through your bid workflow.</w:t>
+        <w:t>Incumbent name, UEI, and registration status.</w:t>
       </w:r>
     </w:p>
     <w:p>
@@ -1289,7 +1053,7 @@
         <w:pStyle w:val="ListBullet"/>
       </w:pPr>
       <w:r>
-        <w:t>Save as Search -- Create a saved search based on this opportunity's NAICS and set-aside to find similar ones.</w:t>
+        <w:t>Current contract value, dollars obligated, and burn rate.</w:t>
       </w:r>
     </w:p>
     <w:p>
@@ -1297,25 +1061,81 @@
         <w:pStyle w:val="ListBullet"/>
       </w:pPr>
       <w:r>
-        <w:t>View on SAM.gov -- Open the original listing on SAM.gov in a new browser tab.</w:t>
-      </w:r>
-    </w:p>
-    <w:p>
-      <w:r>
-        <w:br w:type="page"/>
-      </w:r>
-    </w:p>
-    <w:p>
-      <w:pPr>
-        <w:pStyle w:val="Heading1"/>
-      </w:pPr>
-      <w:r>
-        <w:t>Chapter 5: Award Search &amp; Detail</w:t>
-      </w:r>
-    </w:p>
-    <w:p>
-      <w:r>
-        <w:t>The Awards section helps you research historical federal contract awards. This is essential for understanding your competition, estimating contract values, and identifying re-compete opportunities.</w:t>
+        <w:t>Period of performance dates and months remaining.</w:t>
+      </w:r>
+    </w:p>
+    <w:p>
+      <w:pPr>
+        <w:pStyle w:val="ListBullet"/>
+      </w:pPr>
+      <w:r>
+        <w:t>Vulnerability signals -- Indicators that the incumbent may be vulnerable, such as SAM.gov registration expiring, active exclusions, high burn rate, or contract nearing completion.</w:t>
+      </w:r>
+    </w:p>
+    <w:p>
+      <w:pPr>
+        <w:pStyle w:val="ListBullet"/>
+      </w:pPr>
+      <w:r>
+        <w:t>Consecutive wins -- How many times the incumbent has won this contract in a row.</w:t>
+      </w:r>
+    </w:p>
+    <w:p>
+      <w:pPr>
+        <w:pStyle w:val="Heading3"/>
+      </w:pPr>
+      <w:r>
+        <w:t>Competitive Landscape</w:t>
+      </w:r>
+    </w:p>
+    <w:p>
+      <w:r>
+        <w:t>Shows the broader market for this type of work:</w:t>
+      </w:r>
+    </w:p>
+    <w:p>
+      <w:pPr>
+        <w:pStyle w:val="ListBullet"/>
+      </w:pPr>
+      <w:r>
+        <w:t>Total contracts and total value in this NAICS/agency combination.</w:t>
+      </w:r>
+    </w:p>
+    <w:p>
+      <w:pPr>
+        <w:pStyle w:val="ListBullet"/>
+      </w:pPr>
+      <w:r>
+        <w:t>Average award value for similar contracts.</w:t>
+      </w:r>
+    </w:p>
+    <w:p>
+      <w:pPr>
+        <w:pStyle w:val="ListBullet"/>
+      </w:pPr>
+      <w:r>
+        <w:t>Competition level (Low, Moderate, High) based on the number of distinct vendors.</w:t>
+      </w:r>
+    </w:p>
+    <w:p>
+      <w:pPr>
+        <w:pStyle w:val="ListBullet"/>
+      </w:pPr>
+      <w:r>
+        <w:t>Top vendors by market share, shown in a bar chart.</w:t>
+      </w:r>
+    </w:p>
+    <w:p>
+      <w:pPr>
+        <w:pStyle w:val="Heading3"/>
+      </w:pPr>
+      <w:r>
+        <w:t>Market Share Chart</w:t>
+      </w:r>
+    </w:p>
+    <w:p>
+      <w:r>
+        <w:t>A visual chart showing the top vendors in this NAICS code and their share of total contract value. Use this to understand who your main competitors are and how the market is distributed.</w:t>
       </w:r>
     </w:p>
     <w:p>
@@ -1323,12 +1143,12 @@
         <w:pStyle w:val="Heading2"/>
       </w:pPr>
       <w:r>
-        <w:t>Searching Awards</w:t>
-      </w:r>
-    </w:p>
-    <w:p>
-      <w:r>
-        <w:t>Navigate to Awards in the Research section of the sidebar. The search filters include:</w:t>
+        <w:t>Document Intelligence Tab</w:t>
+      </w:r>
+    </w:p>
+    <w:p>
+      <w:r>
+        <w:t>FedProspect automatically downloads and analyzes solicitation attachments (PDFs, Word documents, spreadsheets) to extract key intelligence:</w:t>
       </w:r>
     </w:p>
     <w:p>
@@ -1336,7 +1156,7 @@
         <w:pStyle w:val="ListBullet"/>
       </w:pPr>
       <w:r>
-        <w:t>Solicitation # -- Search by the solicitation number that led to the award.</w:t>
+        <w:t>Security Clearance -- Whether the work requires a clearance and at what level (Secret, Top Secret, etc.).</w:t>
       </w:r>
     </w:p>
     <w:p>
@@ -1344,7 +1164,7 @@
         <w:pStyle w:val="ListBullet"/>
       </w:pPr>
       <w:r>
-        <w:t>NAICS Code -- Filter by the industry classification code.</w:t>
+        <w:t>Evaluation Method -- How proposals will be evaluated (Lowest Price Technically Acceptable, Best Value Trade-Off, etc.).</w:t>
       </w:r>
     </w:p>
     <w:p>
@@ -1352,7 +1172,7 @@
         <w:pStyle w:val="ListBullet"/>
       </w:pPr>
       <w:r>
-        <w:t>Agency -- The awarding federal agency.</w:t>
+        <w:t>Vehicle Type -- The contract vehicle being used.</w:t>
       </w:r>
     </w:p>
     <w:p>
@@ -1360,7 +1180,7 @@
         <w:pStyle w:val="ListBullet"/>
       </w:pPr>
       <w:r>
-        <w:t>Vendor UEI -- The Unique Entity Identifier of the winning vendor.</w:t>
+        <w:t>Recompete Status -- Whether this is a new requirement or a re-competition of an existing contract.</w:t>
       </w:r>
     </w:p>
     <w:p>
@@ -1368,7 +1188,7 @@
         <w:pStyle w:val="ListBullet"/>
       </w:pPr>
       <w:r>
-        <w:t>Vendor Name -- Search by the contractor name.</w:t>
+        <w:t>Incumbent Name -- The current contractor, if mentioned in the documents.</w:t>
       </w:r>
     </w:p>
     <w:p>
@@ -1376,7 +1196,7 @@
         <w:pStyle w:val="ListBullet"/>
       </w:pPr>
       <w:r>
-        <w:t>Set-Aside -- Filter by small business set-aside type.</w:t>
+        <w:t>Scope Summary -- A brief summary of the work to be performed.</w:t>
       </w:r>
     </w:p>
     <w:p>
@@ -1384,7 +1204,7 @@
         <w:pStyle w:val="ListBullet"/>
       </w:pPr>
       <w:r>
-        <w:t>Min/Max Value -- Set a dollar range for the award amount.</w:t>
+        <w:t>Period of Performance -- The expected contract duration.</w:t>
       </w:r>
     </w:p>
     <w:p>
@@ -1392,33 +1212,7 @@
         <w:pStyle w:val="ListBullet"/>
       </w:pPr>
       <w:r>
-        <w:t>Date Range -- Filter by the date the award was signed.</w:t>
-      </w:r>
-    </w:p>
-    <w:p>
-      <w:pPr>
-        <w:pStyle w:val="Heading2"/>
-      </w:pPr>
-      <w:r>
-        <w:t>Award Results</w:t>
-      </w:r>
-    </w:p>
-    <w:p>
-      <w:r>
-        <w:t>The results grid shows key columns including contract ID, agency, vendor name, date signed, dollars obligated, base and all options value, NAICS code, contract type, and competition level. Click any row to open the full award detail.</w:t>
-      </w:r>
-    </w:p>
-    <w:p>
-      <w:pPr>
-        <w:pStyle w:val="Heading2"/>
-      </w:pPr>
-      <w:r>
-        <w:t>Award Detail Page</w:t>
-      </w:r>
-    </w:p>
-    <w:p>
-      <w:r>
-        <w:t>The Award Detail page provides comprehensive information about a specific contract award:</w:t>
+        <w:t>Labor Categories -- Specific labor categories or skill sets required.</w:t>
       </w:r>
     </w:p>
     <w:p>
@@ -1426,92 +1220,12 @@
         <w:pStyle w:val="ListBullet"/>
       </w:pPr>
       <w:r>
-        <w:t>Contract Information -- Contract ID, type, pricing structure, description, and solicitation details.</w:t>
-      </w:r>
-    </w:p>
-    <w:p>
-      <w:pPr>
-        <w:pStyle w:val="ListBullet"/>
-      </w:pPr>
-      <w:r>
-        <w:t>Agency Information -- Awarding agency, contracting office, and funding agency.</w:t>
-      </w:r>
-    </w:p>
-    <w:p>
-      <w:pPr>
-        <w:pStyle w:val="ListBullet"/>
-      </w:pPr>
-      <w:r>
-        <w:t>Vendor Information -- Winning contractor name, UEI, and a link to their entity profile.</w:t>
-      </w:r>
-    </w:p>
-    <w:p>
-      <w:pPr>
-        <w:pStyle w:val="ListBullet"/>
-      </w:pPr>
-      <w:r>
-        <w:t>Financial Summary -- Dollars obligated, base and all options value, and full transaction history showing each modification.</w:t>
-      </w:r>
-    </w:p>
-    <w:p>
-      <w:pPr>
-        <w:pStyle w:val="ListBullet"/>
-      </w:pPr>
-      <w:r>
-        <w:t>Competition Data -- Number of offers received, extent competed, and set-aside type.</w:t>
-      </w:r>
-    </w:p>
-    <w:p>
-      <w:pPr>
-        <w:pStyle w:val="ListBullet"/>
-      </w:pPr>
-      <w:r>
-        <w:t>Performance -- Place of performance, effective date, completion date, and ultimate completion date.</w:t>
-      </w:r>
-    </w:p>
-    <w:p>
-      <w:pPr>
-        <w:pStyle w:val="Heading3"/>
-      </w:pPr>
-      <w:r>
-        <w:t>Burn Rate Analysis</w:t>
-      </w:r>
-    </w:p>
-    <w:p>
-      <w:r>
-        <w:t>For awards with transaction history, FedProspect calculates a burn rate analysis:</w:t>
-      </w:r>
-    </w:p>
-    <w:p>
-      <w:pPr>
-        <w:pStyle w:val="ListBullet"/>
-      </w:pPr>
-      <w:r>
-        <w:t>Total obligated vs. base and all options -- How much of the ceiling has been spent.</w:t>
-      </w:r>
-    </w:p>
-    <w:p>
-      <w:pPr>
-        <w:pStyle w:val="ListBullet"/>
-      </w:pPr>
-      <w:r>
-        <w:t>Percent spent -- A progress bar showing how close the contract is to being fully funded.</w:t>
-      </w:r>
-    </w:p>
-    <w:p>
-      <w:pPr>
-        <w:pStyle w:val="ListBullet"/>
-      </w:pPr>
-      <w:r>
-        <w:t>Monthly rate -- The average monthly spend rate.</w:t>
-      </w:r>
-    </w:p>
-    <w:p>
-      <w:pPr>
-        <w:pStyle w:val="ListBullet"/>
-      </w:pPr>
-      <w:r>
-        <w:t>Monthly Breakdown Chart -- A bar chart showing spending by month, so you can see trends and acceleration.</w:t>
+        <w:t>Key Requirements -- Important requirements extracted from the documents.</w:t>
+      </w:r>
+    </w:p>
+    <w:p>
+      <w:r>
+        <w:t>Each extracted field shows a confidence level (High, Medium, or Low) and the source document and page number where it was found. You can also see a list of all attachments with their download and text extraction status.</w:t>
       </w:r>
     </w:p>
     <w:p>
@@ -1525,7 +1239,7 @@
         <w:t xml:space="preserve">TIP: </w:t>
       </w:r>
       <w:r>
-        <w:t>High burn rates on contracts nearing completion are a strong signal that a re-compete solicitation may appear soon. Watch these closely in the Expiring Contracts view.</w:t>
+        <w:t>Document Intelligence saves hours of manual reading. Use the extracted key requirements to quickly assess whether a solicitation is a good fit before committing time to a full review.</w:t>
       </w:r>
     </w:p>
     <w:p>
@@ -1533,17 +1247,12 @@
         <w:pStyle w:val="Heading2"/>
       </w:pPr>
       <w:r>
-        <w:t>Expiring Contracts</w:t>
-      </w:r>
-    </w:p>
-    <w:p>
-      <w:r>
-        <w:t>Navigate to Expiring Contracts in the Pipeline section of the sidebar. This page shows federal contracts that are approaching their completion date, making them prime candidates for re-compete solicitations.</w:t>
-      </w:r>
-    </w:p>
-    <w:p>
-      <w:r>
-        <w:t>For each expiring contract, you will see:</w:t>
+        <w:t>History Tab</w:t>
+      </w:r>
+    </w:p>
+    <w:p>
+      <w:r>
+        <w:t>The History tab shows the timeline of this opportunity:</w:t>
       </w:r>
     </w:p>
     <w:p>
@@ -1551,7 +1260,7 @@
         <w:pStyle w:val="ListBullet"/>
       </w:pPr>
       <w:r>
-        <w:t>Contract ID and description.</w:t>
+        <w:t>When it was first loaded into FedProspect.</w:t>
       </w:r>
     </w:p>
     <w:p>
@@ -1559,7 +1268,7 @@
         <w:pStyle w:val="ListBullet"/>
       </w:pPr>
       <w:r>
-        <w:t>Current vendor and their registration status.</w:t>
+        <w:t>When it was last updated.</w:t>
       </w:r>
     </w:p>
     <w:p>
@@ -1567,7 +1276,7 @@
         <w:pStyle w:val="ListBullet"/>
       </w:pPr>
       <w:r>
-        <w:t>Awarding agency and office.</w:t>
+        <w:t>Amendments and modifications over time.</w:t>
       </w:r>
     </w:p>
     <w:p>
@@ -1575,7 +1284,20 @@
         <w:pStyle w:val="ListBullet"/>
       </w:pPr>
       <w:r>
-        <w:t>Contract value, dollars obligated, and burn rate.</w:t>
+        <w:t>USASpending award data if the contract has been awarded.</w:t>
+      </w:r>
+    </w:p>
+    <w:p>
+      <w:pPr>
+        <w:pStyle w:val="Heading2"/>
+      </w:pPr>
+      <w:r>
+        <w:t>Actions Tab</w:t>
+      </w:r>
+    </w:p>
+    <w:p>
+      <w:r>
+        <w:t>From the Actions section (available via buttons at the top of the detail page), you can:</w:t>
       </w:r>
     </w:p>
     <w:p>
@@ -1583,7 +1305,7 @@
         <w:pStyle w:val="ListBullet"/>
       </w:pPr>
       <w:r>
-        <w:t>Completion date and months remaining.</w:t>
+        <w:t>Add to Pipeline -- Create a prospect record to start tracking this opportunity through your bid workflow.</w:t>
       </w:r>
     </w:p>
     <w:p>
@@ -1591,7 +1313,7 @@
         <w:pStyle w:val="ListBullet"/>
       </w:pPr>
       <w:r>
-        <w:t>Resolicitation status -- Whether a new solicitation has already been posted.</w:t>
+        <w:t>Save as Search -- Create a saved search based on this opportunity's NAICS and set-aside to find similar ones.</w:t>
       </w:r>
     </w:p>
     <w:p>
@@ -1599,7 +1321,221 @@
         <w:pStyle w:val="ListBullet"/>
       </w:pPr>
       <w:r>
-        <w:t>Set-aside shift detection -- Whether the set-aside type has changed from the predecessor contract, which could create new opportunities for small businesses.</w:t>
+        <w:t>View on SAM.gov -- Open the original listing on SAM.gov in a new browser tab.</w:t>
+      </w:r>
+    </w:p>
+    <w:p>
+      <w:r>
+        <w:br w:type="page"/>
+      </w:r>
+    </w:p>
+    <w:p>
+      <w:pPr>
+        <w:pStyle w:val="Heading1"/>
+      </w:pPr>
+      <w:r>
+        <w:t>Chapter 5: Award Search &amp; Detail</w:t>
+      </w:r>
+    </w:p>
+    <w:p>
+      <w:r>
+        <w:t>The Awards section helps you research historical federal contract awards. This is essential for understanding your competition, estimating contract values, and identifying re-compete opportunities.</w:t>
+      </w:r>
+    </w:p>
+    <w:p>
+      <w:pPr>
+        <w:pStyle w:val="Heading2"/>
+      </w:pPr>
+      <w:r>
+        <w:t>Searching Awards</w:t>
+      </w:r>
+    </w:p>
+    <w:p>
+      <w:r>
+        <w:t>Navigate to Awards in the Research section of the sidebar. The search filters include:</w:t>
+      </w:r>
+    </w:p>
+    <w:p>
+      <w:pPr>
+        <w:pStyle w:val="ListBullet"/>
+      </w:pPr>
+      <w:r>
+        <w:t>Solicitation # -- Search by the solicitation number that led to the award.</w:t>
+      </w:r>
+    </w:p>
+    <w:p>
+      <w:pPr>
+        <w:pStyle w:val="ListBullet"/>
+      </w:pPr>
+      <w:r>
+        <w:t>NAICS Code -- Filter by the industry classification code.</w:t>
+      </w:r>
+    </w:p>
+    <w:p>
+      <w:pPr>
+        <w:pStyle w:val="ListBullet"/>
+      </w:pPr>
+      <w:r>
+        <w:t>Agency -- The awarding federal agency.</w:t>
+      </w:r>
+    </w:p>
+    <w:p>
+      <w:pPr>
+        <w:pStyle w:val="ListBullet"/>
+      </w:pPr>
+      <w:r>
+        <w:t>Vendor UEI -- The Unique Entity Identifier of the winning vendor.</w:t>
+      </w:r>
+    </w:p>
+    <w:p>
+      <w:pPr>
+        <w:pStyle w:val="ListBullet"/>
+      </w:pPr>
+      <w:r>
+        <w:t>Vendor Name -- Search by the contractor name.</w:t>
+      </w:r>
+    </w:p>
+    <w:p>
+      <w:pPr>
+        <w:pStyle w:val="ListBullet"/>
+      </w:pPr>
+      <w:r>
+        <w:t>Set-Aside -- Filter by small business set-aside type.</w:t>
+      </w:r>
+    </w:p>
+    <w:p>
+      <w:pPr>
+        <w:pStyle w:val="ListBullet"/>
+      </w:pPr>
+      <w:r>
+        <w:t>Min/Max Value -- Set a dollar range for the award amount.</w:t>
+      </w:r>
+    </w:p>
+    <w:p>
+      <w:pPr>
+        <w:pStyle w:val="ListBullet"/>
+      </w:pPr>
+      <w:r>
+        <w:t>Date Range -- Filter by the date the award was signed.</w:t>
+      </w:r>
+    </w:p>
+    <w:p>
+      <w:pPr>
+        <w:pStyle w:val="Heading2"/>
+      </w:pPr>
+      <w:r>
+        <w:t>Award Results</w:t>
+      </w:r>
+    </w:p>
+    <w:p>
+      <w:r>
+        <w:t>The results grid shows key columns including contract ID, agency, vendor name, date signed, dollars obligated, base and all options value, NAICS code, contract type, and competition level. Click any row to open the full award detail.</w:t>
+      </w:r>
+    </w:p>
+    <w:p>
+      <w:pPr>
+        <w:pStyle w:val="Heading2"/>
+      </w:pPr>
+      <w:r>
+        <w:t>Award Detail Page</w:t>
+      </w:r>
+    </w:p>
+    <w:p>
+      <w:r>
+        <w:t>The Award Detail page provides comprehensive information about a specific contract award:</w:t>
+      </w:r>
+    </w:p>
+    <w:p>
+      <w:pPr>
+        <w:pStyle w:val="ListBullet"/>
+      </w:pPr>
+      <w:r>
+        <w:t>Contract Information -- Contract ID, type, pricing structure, description, and solicitation details.</w:t>
+      </w:r>
+    </w:p>
+    <w:p>
+      <w:pPr>
+        <w:pStyle w:val="ListBullet"/>
+      </w:pPr>
+      <w:r>
+        <w:t>Agency Information -- Awarding agency, contracting office, and funding agency.</w:t>
+      </w:r>
+    </w:p>
+    <w:p>
+      <w:pPr>
+        <w:pStyle w:val="ListBullet"/>
+      </w:pPr>
+      <w:r>
+        <w:t>Vendor Information -- Winning contractor name, UEI, and a link to their entity profile.</w:t>
+      </w:r>
+    </w:p>
+    <w:p>
+      <w:pPr>
+        <w:pStyle w:val="ListBullet"/>
+      </w:pPr>
+      <w:r>
+        <w:t>Financial Summary -- Dollars obligated, base and all options value, and full transaction history showing each modification.</w:t>
+      </w:r>
+    </w:p>
+    <w:p>
+      <w:pPr>
+        <w:pStyle w:val="ListBullet"/>
+      </w:pPr>
+      <w:r>
+        <w:t>Competition Data -- Number of offers received, extent competed, and set-aside type.</w:t>
+      </w:r>
+    </w:p>
+    <w:p>
+      <w:pPr>
+        <w:pStyle w:val="ListBullet"/>
+      </w:pPr>
+      <w:r>
+        <w:t>Performance -- Place of performance, effective date, completion date, and ultimate completion date.</w:t>
+      </w:r>
+    </w:p>
+    <w:p>
+      <w:pPr>
+        <w:pStyle w:val="Heading3"/>
+      </w:pPr>
+      <w:r>
+        <w:t>Burn Rate Analysis</w:t>
+      </w:r>
+    </w:p>
+    <w:p>
+      <w:r>
+        <w:t>For awards with transaction history, FedProspect calculates a burn rate analysis:</w:t>
+      </w:r>
+    </w:p>
+    <w:p>
+      <w:pPr>
+        <w:pStyle w:val="ListBullet"/>
+      </w:pPr>
+      <w:r>
+        <w:t>Total obligated vs. base and all options -- How much of the ceiling has been spent.</w:t>
+      </w:r>
+    </w:p>
+    <w:p>
+      <w:pPr>
+        <w:pStyle w:val="ListBullet"/>
+      </w:pPr>
+      <w:r>
+        <w:t>Percent spent -- A progress bar showing how close the contract is to being fully funded.</w:t>
+      </w:r>
+    </w:p>
+    <w:p>
+      <w:pPr>
+        <w:pStyle w:val="ListBullet"/>
+      </w:pPr>
+      <w:r>
+        <w:t>Monthly rate -- The average monthly spend rate.</w:t>
+      </w:r>
+    </w:p>
+    <w:p>
+      <w:pPr>
+        <w:pStyle w:val="ListBullet"/>
+      </w:pPr>
+      <w:r>
+        <w:t>Monthly Breakdown Chart -- A bar chart showing spending by month, so you can see trends and acceleration.</w:t>
       </w:r>
     </w:p>
     <w:p>
@@ -1613,25 +1549,7 @@
         <w:t xml:space="preserve">TIP: </w:t>
       </w:r>
       <w:r>
-        <w:t>Pay special attention to contracts where "Shift Detected" appears. This means the government may have changed the set-aside category, potentially opening the door for your business type.</w:t>
-      </w:r>
-    </w:p>
-    <w:p>
-      <w:r>
-        <w:br w:type="page"/>
-      </w:r>
-    </w:p>
-    <w:p>
-      <w:pPr>
-        <w:pStyle w:val="Heading1"/>
-      </w:pPr>
-      <w:r>
-        <w:t>Chapter 6: Entity Search &amp; Detail</w:t>
-      </w:r>
-    </w:p>
-    <w:p>
-      <w:r>
-        <w:t>The Entities section lets you look up contractors, vendors, and potential competitors registered in SAM.gov. This is valuable for competitive research and finding teaming partners.</w:t>
+        <w:t>High burn rates on contracts nearing completion are a strong signal that a re-compete solicitation may appear soon. Watch these closely in the Expiring Contracts view.</w:t>
       </w:r>
     </w:p>
     <w:p>
@@ -1639,12 +1557,17 @@
         <w:pStyle w:val="Heading2"/>
       </w:pPr>
       <w:r>
-        <w:t>Searching Entities</w:t>
-      </w:r>
-    </w:p>
-    <w:p>
-      <w:r>
-        <w:t>The search filters include:</w:t>
+        <w:t>Expiring Contracts</w:t>
+      </w:r>
+    </w:p>
+    <w:p>
+      <w:r>
+        <w:t>Navigate to Expiring Contracts in the Pipeline section of the sidebar. This page shows federal contracts that are approaching their completion date, making them prime candidates for re-compete solicitations.</w:t>
+      </w:r>
+    </w:p>
+    <w:p>
+      <w:r>
+        <w:t>For each expiring contract, you will see:</w:t>
       </w:r>
     </w:p>
     <w:p>
@@ -1652,7 +1575,7 @@
         <w:pStyle w:val="ListBullet"/>
       </w:pPr>
       <w:r>
-        <w:t>Name -- Search by legal business name or DBA name.</w:t>
+        <w:t>Contract ID and description.</w:t>
       </w:r>
     </w:p>
     <w:p>
@@ -1660,7 +1583,7 @@
         <w:pStyle w:val="ListBullet"/>
       </w:pPr>
       <w:r>
-        <w:t>UEI -- Search by Unique Entity Identifier.</w:t>
+        <w:t>Current vendor and their registration status.</w:t>
       </w:r>
     </w:p>
     <w:p>
@@ -1668,7 +1591,7 @@
         <w:pStyle w:val="ListBullet"/>
       </w:pPr>
       <w:r>
-        <w:t>NAICS Code -- Find entities registered under a specific NAICS code.</w:t>
+        <w:t>Awarding agency and office.</w:t>
       </w:r>
     </w:p>
     <w:p>
@@ -1676,7 +1599,7 @@
         <w:pStyle w:val="ListBullet"/>
       </w:pPr>
       <w:r>
-        <w:t>State -- Filter by the entity's state.</w:t>
+        <w:t>Contract value, dollars obligated, and burn rate.</w:t>
       </w:r>
     </w:p>
     <w:p>
@@ -1684,7 +1607,7 @@
         <w:pStyle w:val="ListBullet"/>
       </w:pPr>
       <w:r>
-        <w:t>Business Type -- Filter by business type code.</w:t>
+        <w:t>Completion date and months remaining.</w:t>
       </w:r>
     </w:p>
     <w:p>
@@ -1692,7 +1615,7 @@
         <w:pStyle w:val="ListBullet"/>
       </w:pPr>
       <w:r>
-        <w:t>SBA Certification -- Filter by SBA certification type (WOSB, 8(a), HUBZone, etc.).</w:t>
+        <w:t>Resolicitation status -- Whether a new solicitation has already been posted.</w:t>
       </w:r>
     </w:p>
     <w:p>
@@ -1700,145 +1623,7 @@
         <w:pStyle w:val="ListBullet"/>
       </w:pPr>
       <w:r>
-        <w:t>Registration Status -- Filter by active or inactive SAM.gov registration.</w:t>
-      </w:r>
-    </w:p>
-    <w:p>
-      <w:pPr>
-        <w:pStyle w:val="Heading2"/>
-      </w:pPr>
-      <w:r>
-        <w:t>Entity Detail Page</w:t>
-      </w:r>
-    </w:p>
-    <w:p>
-      <w:r>
-        <w:t>The Entity Detail page shows everything known about a registered contractor:</w:t>
-      </w:r>
-    </w:p>
-    <w:p>
-      <w:pPr>
-        <w:pStyle w:val="ListBullet"/>
-      </w:pPr>
-      <w:r>
-        <w:t>Registration Info -- UEI, CAGE code, registration status, activation and expiration dates.</w:t>
-      </w:r>
-    </w:p>
-    <w:p>
-      <w:pPr>
-        <w:pStyle w:val="ListBullet"/>
-      </w:pPr>
-      <w:r>
-        <w:t>Business Profile -- Legal name, DBA, structure (LLC, Corporation, etc.), and state/country of incorporation.</w:t>
-      </w:r>
-    </w:p>
-    <w:p>
-      <w:pPr>
-        <w:pStyle w:val="ListBullet"/>
-      </w:pPr>
-      <w:r>
-        <w:t>Addresses -- Physical and mailing addresses with congressional districts.</w:t>
-      </w:r>
-    </w:p>
-    <w:p>
-      <w:pPr>
-        <w:pStyle w:val="ListBullet"/>
-      </w:pPr>
-      <w:r>
-        <w:t>NAICS Codes -- All registered NAICS codes, with the primary code highlighted and SBA small business size status.</w:t>
-      </w:r>
-    </w:p>
-    <w:p>
-      <w:pPr>
-        <w:pStyle w:val="ListBullet"/>
-      </w:pPr>
-      <w:r>
-        <w:t>PSC Codes -- Product and Service Codes the entity has registered for.</w:t>
-      </w:r>
-    </w:p>
-    <w:p>
-      <w:pPr>
-        <w:pStyle w:val="ListBullet"/>
-      </w:pPr>
-      <w:r>
-        <w:t>Business Types -- Full list of business type designations (e.g., Woman-Owned, Minority-Owned, Veteran-Owned).</w:t>
-      </w:r>
-    </w:p>
-    <w:p>
-      <w:pPr>
-        <w:pStyle w:val="ListBullet"/>
-      </w:pPr>
-      <w:r>
-        <w:t>SBA Certifications -- Active and historical SBA certifications with entry and exit dates.</w:t>
-      </w:r>
-    </w:p>
-    <w:p>
-      <w:pPr>
-        <w:pStyle w:val="ListBullet"/>
-      </w:pPr>
-      <w:r>
-        <w:t>Points of Contact -- Government and electronic business points of contact.</w:t>
-      </w:r>
-    </w:p>
-    <w:p>
-      <w:pPr>
-        <w:pStyle w:val="ListBullet"/>
-      </w:pPr>
-      <w:r>
-        <w:t>Exclusion Status -- Whether the entity has any active exclusions (debarment, suspension, etc.).</w:t>
-      </w:r>
-    </w:p>
-    <w:p>
-      <w:pPr>
-        <w:pStyle w:val="Heading2"/>
-      </w:pPr>
-      <w:r>
-        <w:t>Competitor Profiles</w:t>
-      </w:r>
-    </w:p>
-    <w:p>
-      <w:r>
-        <w:t>When viewing an entity that has won federal contracts, you can access their competitor profile which shows:</w:t>
-      </w:r>
-    </w:p>
-    <w:p>
-      <w:pPr>
-        <w:pStyle w:val="ListBullet"/>
-      </w:pPr>
-      <w:r>
-        <w:t>Total past contracts and total dollars obligated.</w:t>
-      </w:r>
-    </w:p>
-    <w:p>
-      <w:pPr>
-        <w:pStyle w:val="ListBullet"/>
-      </w:pPr>
-      <w:r>
-        <w:t>Win rate and average contract size.</w:t>
-      </w:r>
-    </w:p>
-    <w:p>
-      <w:pPr>
-        <w:pStyle w:val="ListBullet"/>
-      </w:pPr>
-      <w:r>
-        <w:t>Most recent award date.</w:t>
-      </w:r>
-    </w:p>
-    <w:p>
-      <w:pPr>
-        <w:pStyle w:val="ListBullet"/>
-      </w:pPr>
-      <w:r>
-        <w:t>Recent awards list with contract details.</w:t>
-      </w:r>
-    </w:p>
-    <w:p>
-      <w:pPr>
-        <w:pStyle w:val="ListBullet"/>
-      </w:pPr>
-      <w:r>
-        <w:t>NAICS sector and business type categories.</w:t>
+        <w:t>Set-aside shift detection -- Whether the set-aside type has changed from the predecessor contract, which could create new opportunities for small businesses.</w:t>
       </w:r>
     </w:p>
     <w:p>
@@ -1852,7 +1637,25 @@
         <w:t xml:space="preserve">TIP: </w:t>
       </w:r>
       <w:r>
-        <w:t>Use competitor profiles to understand your competition before deciding to bid. If a competitor has won the same contract five times in a row, they have a strong incumbent advantage.</w:t>
+        <w:t>Pay special attention to contracts where "Shift Detected" appears. This means the government may have changed the set-aside category, potentially opening the door for your business type.</w:t>
+      </w:r>
+    </w:p>
+    <w:p>
+      <w:r>
+        <w:br w:type="page"/>
+      </w:r>
+    </w:p>
+    <w:p>
+      <w:pPr>
+        <w:pStyle w:val="Heading1"/>
+      </w:pPr>
+      <w:r>
+        <w:t>Chapter 6: Entity Search &amp; Detail</w:t>
+      </w:r>
+    </w:p>
+    <w:p>
+      <w:r>
+        <w:t>The Entities section lets you look up contractors, vendors, and potential competitors registered in SAM.gov. This is valuable for competitive research and finding teaming partners.</w:t>
       </w:r>
     </w:p>
     <w:p>
@@ -1860,12 +1663,12 @@
         <w:pStyle w:val="Heading2"/>
       </w:pPr>
       <w:r>
-        <w:t>Teaming Partners</w:t>
-      </w:r>
-    </w:p>
-    <w:p>
-      <w:r>
-        <w:t>Navigate to Teaming in the Research section to find potential teaming partners. This page analyzes subaward data to identify prime-sub relationships:</w:t>
+        <w:t>Searching Entities</w:t>
+      </w:r>
+    </w:p>
+    <w:p>
+      <w:r>
+        <w:t>The search filters include:</w:t>
       </w:r>
     </w:p>
     <w:p>
@@ -1873,7 +1676,7 @@
         <w:pStyle w:val="ListBullet"/>
       </w:pPr>
       <w:r>
-        <w:t>Search by NAICS code to find primes working in your industry.</w:t>
+        <w:t>Name -- Search by legal business name or DBA name.</w:t>
       </w:r>
     </w:p>
     <w:p>
@@ -1881,7 +1684,7 @@
         <w:pStyle w:val="ListBullet"/>
       </w:pPr>
       <w:r>
-        <w:t>Filter by minimum number of subawards to find active teaming partners.</w:t>
+        <w:t>UEI -- Search by Unique Entity Identifier.</w:t>
       </w:r>
     </w:p>
     <w:p>
@@ -1889,7 +1692,7 @@
         <w:pStyle w:val="ListBullet"/>
       </w:pPr>
       <w:r>
-        <w:t>Search by prime or sub UEI to see specific relationships.</w:t>
+        <w:t>NAICS Code -- Find entities registered under a specific NAICS code.</w:t>
       </w:r>
     </w:p>
     <w:p>
@@ -1897,7 +1700,169 @@
         <w:pStyle w:val="ListBullet"/>
       </w:pPr>
       <w:r>
-        <w:t>View total subaward amounts and number of unique subcontractors.</w:t>
+        <w:t>State -- Filter by the entity's state.</w:t>
+      </w:r>
+    </w:p>
+    <w:p>
+      <w:pPr>
+        <w:pStyle w:val="ListBullet"/>
+      </w:pPr>
+      <w:r>
+        <w:t>Business Type -- Filter by business type code.</w:t>
+      </w:r>
+    </w:p>
+    <w:p>
+      <w:pPr>
+        <w:pStyle w:val="ListBullet"/>
+      </w:pPr>
+      <w:r>
+        <w:t>SBA Certification -- Filter by SBA certification type (WOSB, 8(a), HUBZone, etc.).</w:t>
+      </w:r>
+    </w:p>
+    <w:p>
+      <w:pPr>
+        <w:pStyle w:val="ListBullet"/>
+      </w:pPr>
+      <w:r>
+        <w:t>Registration Status -- Filter by active or inactive SAM.gov registration.</w:t>
+      </w:r>
+    </w:p>
+    <w:p>
+      <w:pPr>
+        <w:pStyle w:val="Heading2"/>
+      </w:pPr>
+      <w:r>
+        <w:t>Entity Detail Page</w:t>
+      </w:r>
+    </w:p>
+    <w:p>
+      <w:r>
+        <w:t>The Entity Detail page shows everything known about a registered contractor:</w:t>
+      </w:r>
+    </w:p>
+    <w:p>
+      <w:pPr>
+        <w:pStyle w:val="ListBullet"/>
+      </w:pPr>
+      <w:r>
+        <w:t>Registration Info -- UEI, CAGE code, registration status, activation and expiration dates.</w:t>
+      </w:r>
+    </w:p>
+    <w:p>
+      <w:pPr>
+        <w:pStyle w:val="ListBullet"/>
+      </w:pPr>
+      <w:r>
+        <w:t>Business Profile -- Legal name, DBA, structure (LLC, Corporation, etc.), and state/country of incorporation.</w:t>
+      </w:r>
+    </w:p>
+    <w:p>
+      <w:pPr>
+        <w:pStyle w:val="ListBullet"/>
+      </w:pPr>
+      <w:r>
+        <w:t>Addresses -- Physical and mailing addresses with congressional districts.</w:t>
+      </w:r>
+    </w:p>
+    <w:p>
+      <w:pPr>
+        <w:pStyle w:val="ListBullet"/>
+      </w:pPr>
+      <w:r>
+        <w:t>NAICS Codes -- All registered NAICS codes, with the primary code highlighted and SBA small business size status.</w:t>
+      </w:r>
+    </w:p>
+    <w:p>
+      <w:pPr>
+        <w:pStyle w:val="ListBullet"/>
+      </w:pPr>
+      <w:r>
+        <w:t>PSC Codes -- Product and Service Codes the entity has registered for.</w:t>
+      </w:r>
+    </w:p>
+    <w:p>
+      <w:pPr>
+        <w:pStyle w:val="ListBullet"/>
+      </w:pPr>
+      <w:r>
+        <w:t>Business Types -- Full list of business type designations (e.g., Woman-Owned, Minority-Owned, Veteran-Owned).</w:t>
+      </w:r>
+    </w:p>
+    <w:p>
+      <w:pPr>
+        <w:pStyle w:val="ListBullet"/>
+      </w:pPr>
+      <w:r>
+        <w:t>SBA Certifications -- Active and historical SBA certifications with entry and exit dates.</w:t>
+      </w:r>
+    </w:p>
+    <w:p>
+      <w:pPr>
+        <w:pStyle w:val="ListBullet"/>
+      </w:pPr>
+      <w:r>
+        <w:t>Points of Contact -- Government and electronic business points of contact.</w:t>
+      </w:r>
+    </w:p>
+    <w:p>
+      <w:pPr>
+        <w:pStyle w:val="ListBullet"/>
+      </w:pPr>
+      <w:r>
+        <w:t>Exclusion Status -- Whether the entity has any active exclusions (debarment, suspension, etc.).</w:t>
+      </w:r>
+    </w:p>
+    <w:p>
+      <w:pPr>
+        <w:pStyle w:val="Heading2"/>
+      </w:pPr>
+      <w:r>
+        <w:t>Competitor Profiles</w:t>
+      </w:r>
+    </w:p>
+    <w:p>
+      <w:r>
+        <w:t>When viewing an entity that has won federal contracts, you can access their competitor profile which shows:</w:t>
+      </w:r>
+    </w:p>
+    <w:p>
+      <w:pPr>
+        <w:pStyle w:val="ListBullet"/>
+      </w:pPr>
+      <w:r>
+        <w:t>Total past contracts and total dollars obligated.</w:t>
+      </w:r>
+    </w:p>
+    <w:p>
+      <w:pPr>
+        <w:pStyle w:val="ListBullet"/>
+      </w:pPr>
+      <w:r>
+        <w:t>Win rate and average contract size.</w:t>
+      </w:r>
+    </w:p>
+    <w:p>
+      <w:pPr>
+        <w:pStyle w:val="ListBullet"/>
+      </w:pPr>
+      <w:r>
+        <w:t>Most recent award date.</w:t>
+      </w:r>
+    </w:p>
+    <w:p>
+      <w:pPr>
+        <w:pStyle w:val="ListBullet"/>
+      </w:pPr>
+      <w:r>
+        <w:t>Recent awards list with contract details.</w:t>
+      </w:r>
+    </w:p>
+    <w:p>
+      <w:pPr>
+        <w:pStyle w:val="ListBullet"/>
+      </w:pPr>
+      <w:r>
+        <w:t>NAICS sector and business type categories.</w:t>
       </w:r>
     </w:p>
     <w:p>
@@ -1911,25 +1876,7 @@
         <w:t xml:space="preserve">TIP: </w:t>
       </w:r>
       <w:r>
-        <w:t>Finding a prime contractor who already teams with small businesses in your NAICS code is one of the best ways to break into federal contracting.</w:t>
-      </w:r>
-    </w:p>
-    <w:p>
-      <w:r>
-        <w:br w:type="page"/>
-      </w:r>
-    </w:p>
-    <w:p>
-      <w:pPr>
-        <w:pStyle w:val="Heading1"/>
-      </w:pPr>
-      <w:r>
-        <w:t>Chapter 7: Prospect Pipeline</w:t>
-      </w:r>
-    </w:p>
-    <w:p>
-      <w:r>
-        <w:t>The Prospect Pipeline is where you manage the opportunities you have decided to pursue. Think of it as your bid tracking system.</w:t>
+        <w:t>Use competitor profiles to understand your competition before deciding to bid. If a competitor has won the same contract five times in a row, they have a strong incumbent advantage.</w:t>
       </w:r>
     </w:p>
     <w:p>
@@ -1937,12 +1884,12 @@
         <w:pStyle w:val="Heading2"/>
       </w:pPr>
       <w:r>
-        <w:t>Adding Opportunities to Your Pipeline</w:t>
-      </w:r>
-    </w:p>
-    <w:p>
-      <w:r>
-        <w:t>There are several ways to add an opportunity to your pipeline:</w:t>
+        <w:t>Teaming Partners</w:t>
+      </w:r>
+    </w:p>
+    <w:p>
+      <w:r>
+        <w:t>Navigate to Teaming in the Research section to find potential teaming partners. This page analyzes subaward data to identify prime-sub relationships:</w:t>
       </w:r>
     </w:p>
     <w:p>
@@ -1950,7 +1897,7 @@
         <w:pStyle w:val="ListBullet"/>
       </w:pPr>
       <w:r>
-        <w:t>From Opportunity Search -- Click the "Add to Pipeline" button on a search result row.</w:t>
+        <w:t>Search by NAICS code to find primes working in your industry.</w:t>
       </w:r>
     </w:p>
     <w:p>
@@ -1958,7 +1905,7 @@
         <w:pStyle w:val="ListBullet"/>
       </w:pPr>
       <w:r>
-        <w:t>From Opportunity Detail -- Click "Add to Pipeline" at the top of the detail page.</w:t>
+        <w:t>Filter by minimum number of subawards to find active teaming partners.</w:t>
       </w:r>
     </w:p>
     <w:p>
@@ -1966,25 +1913,7 @@
         <w:pStyle w:val="ListBullet"/>
       </w:pPr>
       <w:r>
-        <w:t>From Recommended Opportunities -- Add directly from the recommendations list.</w:t>
-      </w:r>
-    </w:p>
-    <w:p>
-      <w:r>
-        <w:t>When adding a prospect, you can set an initial priority (Critical, High, Medium, Low) and optionally assign it to a team member.</w:t>
-      </w:r>
-    </w:p>
-    <w:p>
-      <w:pPr>
-        <w:pStyle w:val="Heading2"/>
-      </w:pPr>
-      <w:r>
-        <w:t>Kanban Board View</w:t>
-      </w:r>
-    </w:p>
-    <w:p>
-      <w:r>
-        <w:t>The default view of the Prospects page is a Kanban board. Each column represents a pipeline stage:</w:t>
+        <w:t>Search by prime or sub UEI to see specific relationships.</w:t>
       </w:r>
     </w:p>
     <w:p>
@@ -1992,52 +1921,7 @@
         <w:pStyle w:val="ListBullet"/>
       </w:pPr>
       <w:r>
-        <w:t>Identified -- New opportunities you are aware of but have not yet evaluated.</w:t>
-      </w:r>
-    </w:p>
-    <w:p>
-      <w:pPr>
-        <w:pStyle w:val="ListBullet"/>
-      </w:pPr>
-      <w:r>
-        <w:t>Qualifying -- Opportunities you are actively evaluating for fit.</w:t>
-      </w:r>
-    </w:p>
-    <w:p>
-      <w:pPr>
-        <w:pStyle w:val="ListBullet"/>
-      </w:pPr>
-      <w:r>
-        <w:t>Bid/No-Bid -- Decision point: should you pursue this or pass?</w:t>
-      </w:r>
-    </w:p>
-    <w:p>
-      <w:pPr>
-        <w:pStyle w:val="ListBullet"/>
-      </w:pPr>
-      <w:r>
-        <w:t>Pursuing -- You have decided to bid and are preparing your response.</w:t>
-      </w:r>
-    </w:p>
-    <w:p>
-      <w:pPr>
-        <w:pStyle w:val="ListBullet"/>
-      </w:pPr>
-      <w:r>
-        <w:t>Submitted -- Your proposal has been submitted and you are awaiting the award decision.</w:t>
-      </w:r>
-    </w:p>
-    <w:p>
-      <w:pPr>
-        <w:pStyle w:val="ListBullet"/>
-      </w:pPr>
-      <w:r>
-        <w:t>Won / Lost / No-Bid -- Final outcomes.</w:t>
-      </w:r>
-    </w:p>
-    <w:p>
-      <w:r>
-        <w:t>Each card on the board shows the opportunity title, deadline countdown, set-aside type, and priority flag. You can drag and drop cards between columns to change their status.</w:t>
+        <w:t>View total subaward amounts and number of unique subcontractors.</w:t>
       </w:r>
     </w:p>
     <w:p>
@@ -2051,7 +1935,25 @@
         <w:t xml:space="preserve">TIP: </w:t>
       </w:r>
       <w:r>
-        <w:t>Use the priority flags to highlight your most important opportunities. Critical items appear with a red flag so they stand out.</w:t>
+        <w:t>Finding a prime contractor who already teams with small businesses in your NAICS code is one of the best ways to break into federal contracting.</w:t>
+      </w:r>
+    </w:p>
+    <w:p>
+      <w:r>
+        <w:br w:type="page"/>
+      </w:r>
+    </w:p>
+    <w:p>
+      <w:pPr>
+        <w:pStyle w:val="Heading1"/>
+      </w:pPr>
+      <w:r>
+        <w:t>Chapter 7: Federal Hierarchy Browser</w:t>
+      </w:r>
+    </w:p>
+    <w:p>
+      <w:r>
+        <w:t>The Federal Hierarchy Browser lets you explore the organizational structure of the federal government -- departments, sub-tier agencies, and offices. This is useful for understanding which office issues the solicitations you care about, and for discovering related offices within a department.</w:t>
       </w:r>
     </w:p>
     <w:p>
@@ -2059,12 +1961,48 @@
         <w:pStyle w:val="Heading2"/>
       </w:pPr>
       <w:r>
+        <w:t>Accessing the Hierarchy</w:t>
+      </w:r>
+    </w:p>
+    <w:p>
+      <w:r>
+        <w:t>Navigate to Federal Hierarchy in the Research section of the sidebar. You can also reach it by clicking any agency name that appears as a link in opportunity or award search results.</w:t>
+      </w:r>
+    </w:p>
+    <w:p>
+      <w:pPr>
+        <w:pStyle w:val="Heading2"/>
+      </w:pPr>
+      <w:r>
+        <w:t>Tree View</w:t>
+      </w:r>
+    </w:p>
+    <w:p>
+      <w:r>
+        <w:t>The default view is a tree that shows the federal government organization structure. Top-level departments appear as expandable nodes. Click a node to expand it and reveal its sub-tier agencies and offices. Click any organization name to open its detail page.</w:t>
+      </w:r>
+    </w:p>
+    <w:p>
+      <w:r>
+        <w:t>The tree view supports filtering by keyword and by status (Active, Inactive, or All). Type in the search box at the top to filter the tree to organizations whose names match your query.</w:t>
+      </w:r>
+    </w:p>
+    <w:p>
+      <w:pPr>
+        <w:pStyle w:val="Heading2"/>
+      </w:pPr>
+      <w:r>
         <w:t>List View</w:t>
       </w:r>
     </w:p>
     <w:p>
       <w:r>
-        <w:t>Toggle to List View using the icon in the toolbar for a traditional data grid. This view is better when you have many prospects and need to sort or filter by specific columns. You can filter by status, priority, assigned user, NAICS code, and set-aside type.</w:t>
+        <w:t>Toggle to List View using the list icon in the toolbar. The list view shows all federal organizations in a sortable data grid with columns for Name, Type, Status, Agency Code, CGAC, and Level.</w:t>
+      </w:r>
+    </w:p>
+    <w:p>
+      <w:r>
+        <w:t>In list mode, you can also filter by organization level (Level 1 for departments, Level 2 for sub-tiers, Level 3 for offices) using the toggle buttons in the toolbar.</w:t>
       </w:r>
     </w:p>
     <w:p>
@@ -2072,12 +2010,25 @@
         <w:pStyle w:val="Heading2"/>
       </w:pPr>
       <w:r>
-        <w:t>Prospect Detail</w:t>
-      </w:r>
-    </w:p>
-    <w:p>
-      <w:r>
-        <w:t>Click any prospect card or row to open the Prospect Detail page. Here you can:</w:t>
+        <w:t>Organization Detail Page</w:t>
+      </w:r>
+    </w:p>
+    <w:p>
+      <w:r>
+        <w:t>Click any organization in the tree or list to open its detail page. At the top of the page, a breadcrumb trail shows the full parent chain (e.g., Hierarchy &gt; Department of Defense &gt; Department of the Army &gt; your selected office). Click any breadcrumb link to navigate up the hierarchy.</w:t>
+      </w:r>
+    </w:p>
+    <w:p>
+      <w:r>
+        <w:t>The detail page has three tabs:</w:t>
+      </w:r>
+    </w:p>
+    <w:p>
+      <w:pPr>
+        <w:pStyle w:val="Heading3"/>
+      </w:pPr>
+      <w:r>
+        <w:t>Overview Tab</w:t>
       </w:r>
     </w:p>
     <w:p>
@@ -2085,7 +2036,7 @@
         <w:pStyle w:val="ListBullet"/>
       </w:pPr>
       <w:r>
-        <w:t>Update status -- Move the prospect to a different pipeline stage.</w:t>
+        <w:t>Organization type (Department, Sub-Tier, or Office), status, and hierarchy level.</w:t>
       </w:r>
     </w:p>
     <w:p>
@@ -2093,7 +2044,7 @@
         <w:pStyle w:val="ListBullet"/>
       </w:pPr>
       <w:r>
-        <w:t>Set priority -- Change the priority level.</w:t>
+        <w:t>Agency Code, CGAC code, and FPDS Office Code.</w:t>
       </w:r>
     </w:p>
     <w:p>
@@ -2101,7 +2052,7 @@
         <w:pStyle w:val="ListBullet"/>
       </w:pPr>
       <w:r>
-        <w:t>Assign team members -- Reassign the prospect to another user.</w:t>
+        <w:t>Parent organization (clickable link to navigate up).</w:t>
       </w:r>
     </w:p>
     <w:p>
@@ -2109,39 +2060,33 @@
         <w:pStyle w:val="ListBullet"/>
       </w:pPr>
       <w:r>
-        <w:t>Add notes -- Record capture notes, call summaries, meeting notes, go/no-go rationale, and other observations.</w:t>
-      </w:r>
-    </w:p>
-    <w:p>
-      <w:pPr>
-        <w:pStyle w:val="ListBullet"/>
-      </w:pPr>
-      <w:r>
-        <w:t>View the linked opportunity -- Jump to the full Opportunity Detail page.</w:t>
-      </w:r>
-    </w:p>
-    <w:p>
-      <w:pPr>
-        <w:pStyle w:val="ListBullet"/>
-      </w:pPr>
-      <w:r>
-        <w:t>See the Go/No-Go Score -- An automated score based on set-aside match, time remaining, NAICS experience, and estimated value.</w:t>
-      </w:r>
-    </w:p>
-    <w:p>
-      <w:pPr>
-        <w:pStyle w:val="ListBullet"/>
-      </w:pPr>
-      <w:r>
-        <w:t>Manage team members -- Add teaming partners or subcontractors with roles, proposed rates, and commitment percentages.</w:t>
-      </w:r>
-    </w:p>
-    <w:p>
-      <w:pPr>
-        <w:pStyle w:val="ListBullet"/>
-      </w:pPr>
-      <w:r>
-        <w:t>Create a proposal -- When you move to "Pursuing," you can create a formal proposal record with milestones and document tracking.</w:t>
+        <w:t>Description, created date, and last modified date.</w:t>
+      </w:r>
+    </w:p>
+    <w:p>
+      <w:pPr>
+        <w:pStyle w:val="Heading3"/>
+      </w:pPr>
+      <w:r>
+        <w:t>Child Organizations Tab</w:t>
+      </w:r>
+    </w:p>
+    <w:p>
+      <w:r>
+        <w:t>Shows all organizations directly below this one in the hierarchy. The tab label includes a count (e.g., "Children (12)"). You can filter children by name, type, and status. Click any child row to drill down further.</w:t>
+      </w:r>
+    </w:p>
+    <w:p>
+      <w:pPr>
+        <w:pStyle w:val="Heading3"/>
+      </w:pPr>
+      <w:r>
+        <w:t>Opportunities Tab</w:t>
+      </w:r>
+    </w:p>
+    <w:p>
+      <w:r>
+        <w:t>Lists all opportunities associated with this organization. You can filter by status (Open or All), notice type, and set-aside code. Click any opportunity row to open its full detail page.</w:t>
       </w:r>
     </w:p>
     <w:p>
@@ -2149,188 +2094,12 @@
         <w:pStyle w:val="Heading2"/>
       </w:pPr>
       <w:r>
-        <w:t>Proposal Management</w:t>
-      </w:r>
-    </w:p>
-    <w:p>
-      <w:r>
-        <w:t>Each prospect can have an associated proposal. The proposal record tracks:</w:t>
-      </w:r>
-    </w:p>
-    <w:p>
-      <w:pPr>
-        <w:pStyle w:val="ListBullet"/>
-      </w:pPr>
-      <w:r>
-        <w:t>Proposal status (Draft, In Review, Submitted, etc.).</w:t>
-      </w:r>
-    </w:p>
-    <w:p>
-      <w:pPr>
-        <w:pStyle w:val="ListBullet"/>
-      </w:pPr>
-      <w:r>
-        <w:t>Submission deadline.</w:t>
-      </w:r>
-    </w:p>
-    <w:p>
-      <w:pPr>
-        <w:pStyle w:val="ListBullet"/>
-      </w:pPr>
-      <w:r>
-        <w:t>Estimated value and win probability.</w:t>
-      </w:r>
-    </w:p>
-    <w:p>
-      <w:pPr>
-        <w:pStyle w:val="ListBullet"/>
-      </w:pPr>
-      <w:r>
-        <w:t>Milestones -- Key dates and tasks needed to complete the proposal (e.g., Draft Due, Review Complete, Final Submission).</w:t>
-      </w:r>
-    </w:p>
-    <w:p>
-      <w:pPr>
-        <w:pStyle w:val="ListBullet"/>
-      </w:pPr>
-      <w:r>
-        <w:t>Documents -- Track proposal documents with file names, types, and upload dates.</w:t>
-      </w:r>
-    </w:p>
-    <w:p>
-      <w:pPr>
-        <w:pStyle w:val="ListBullet"/>
-      </w:pPr>
-      <w:r>
-        <w:t>Lessons Learned -- After the outcome is known, record what went well and what to improve.</w:t>
-      </w:r>
-    </w:p>
-    <w:p>
-      <w:r>
-        <w:br w:type="page"/>
-      </w:r>
-    </w:p>
-    <w:p>
-      <w:pPr>
-        <w:pStyle w:val="Heading1"/>
-      </w:pPr>
-      <w:r>
-        <w:t>Chapter 8: Notifications &amp; Saved Searches</w:t>
-      </w:r>
-    </w:p>
-    <w:p>
-      <w:pPr>
-        <w:pStyle w:val="Heading2"/>
-      </w:pPr>
-      <w:r>
-        <w:t>Notifications</w:t>
-      </w:r>
-    </w:p>
-    <w:p>
-      <w:r>
-        <w:t>FedProspect sends you notifications when important events occur. Access your notification center by clicking the bell icon in the top navigation bar, or by going to the Notifications page.</w:t>
-      </w:r>
-    </w:p>
-    <w:p>
-      <w:r>
-        <w:t>Notification types include:</w:t>
-      </w:r>
-    </w:p>
-    <w:p>
-      <w:pPr>
-        <w:pStyle w:val="ListBullet"/>
-      </w:pPr>
-      <w:r>
-        <w:t>New matching opportunities found by your saved searches.</w:t>
-      </w:r>
-    </w:p>
-    <w:p>
-      <w:pPr>
-        <w:pStyle w:val="ListBullet"/>
-      </w:pPr>
-      <w:r>
-        <w:t>Deadline reminders for prospects approaching their response date.</w:t>
-      </w:r>
-    </w:p>
-    <w:p>
-      <w:pPr>
-        <w:pStyle w:val="ListBullet"/>
-      </w:pPr>
-      <w:r>
-        <w:t>Status changes on prospects you are assigned to.</w:t>
-      </w:r>
-    </w:p>
-    <w:p>
-      <w:pPr>
-        <w:pStyle w:val="ListBullet"/>
-      </w:pPr>
-      <w:r>
-        <w:t>System announcements from administrators.</w:t>
-      </w:r>
-    </w:p>
-    <w:p>
-      <w:r>
-        <w:t>Each notification shows a title, message, timestamp, and a link to the related item. Unread notifications are highlighted. You can mark individual notifications as read, or mark all as read.</w:t>
-      </w:r>
-    </w:p>
-    <w:p>
-      <w:r>
-        <w:t>Filter notifications by type or by read/unread status using the controls at the top of the notification center.</w:t>
-      </w:r>
-    </w:p>
-    <w:p>
-      <w:pPr>
-        <w:pStyle w:val="Heading2"/>
-      </w:pPr>
-      <w:r>
-        <w:t>Saved Searches</w:t>
-      </w:r>
-    </w:p>
-    <w:p>
-      <w:r>
-        <w:t>Saved Searches let you store your search criteria and run them on demand to check for new results. Navigate to Saved Searches in the Tools section of the sidebar.</w:t>
-      </w:r>
-    </w:p>
-    <w:p>
-      <w:r>
-        <w:t>For each saved search, you can:</w:t>
-      </w:r>
-    </w:p>
-    <w:p>
-      <w:pPr>
-        <w:pStyle w:val="ListBullet"/>
-      </w:pPr>
-      <w:r>
-        <w:t>Run Now -- Execute the search and see current matching opportunities. The system highlights how many are new since the last run.</w:t>
-      </w:r>
-    </w:p>
-    <w:p>
-      <w:pPr>
-        <w:pStyle w:val="ListBullet"/>
-      </w:pPr>
-      <w:r>
-        <w:t>Edit -- Update the search name, description, or filter criteria.</w:t>
-      </w:r>
-    </w:p>
-    <w:p>
-      <w:pPr>
-        <w:pStyle w:val="ListBullet"/>
-      </w:pPr>
-      <w:r>
-        <w:t>Enable/Disable Notifications -- Toggle whether the system notifies you when new matches are found.</w:t>
-      </w:r>
-    </w:p>
-    <w:p>
-      <w:pPr>
-        <w:pStyle w:val="ListBullet"/>
-      </w:pPr>
-      <w:r>
-        <w:t>Delete -- Remove the saved search.</w:t>
-      </w:r>
-    </w:p>
-    <w:p>
-      <w:r>
-        <w:t>Saved search filters can include set-aside codes, NAICS codes, states, award amount ranges, opportunity types, and a days-back window.</w:t>
+        <w:t>Refreshing Hierarchy Data</w:t>
+      </w:r>
+    </w:p>
+    <w:p>
+      <w:r>
+        <w:t>System administrators can refresh hierarchy data from SAM.gov. On the Organization Detail page, an admin will see a "Refresh from SAM.gov" button that fetches updated data for that specific organization. For bulk hierarchy refreshes, see the Admin Guide.</w:t>
       </w:r>
     </w:p>
     <w:p>
@@ -2344,6 +2113,439 @@
         <w:t xml:space="preserve">TIP: </w:t>
       </w:r>
       <w:r>
+        <w:t>Agency names in opportunity and award search results are clickable links. Click any agency name to navigate directly to that organization in the Federal Hierarchy Browser.</w:t>
+      </w:r>
+    </w:p>
+    <w:p>
+      <w:r>
+        <w:br w:type="page"/>
+      </w:r>
+    </w:p>
+    <w:p>
+      <w:pPr>
+        <w:pStyle w:val="Heading1"/>
+      </w:pPr>
+      <w:r>
+        <w:t>Chapter 8: Prospect Pipeline</w:t>
+      </w:r>
+    </w:p>
+    <w:p>
+      <w:r>
+        <w:t>The Prospect Pipeline is where you manage the opportunities you have decided to pursue. Think of it as your bid tracking system.</w:t>
+      </w:r>
+    </w:p>
+    <w:p>
+      <w:pPr>
+        <w:pStyle w:val="Heading2"/>
+      </w:pPr>
+      <w:r>
+        <w:t>Adding Opportunities to Your Pipeline</w:t>
+      </w:r>
+    </w:p>
+    <w:p>
+      <w:r>
+        <w:t>There are several ways to add an opportunity to your pipeline:</w:t>
+      </w:r>
+    </w:p>
+    <w:p>
+      <w:pPr>
+        <w:pStyle w:val="ListBullet"/>
+      </w:pPr>
+      <w:r>
+        <w:t>From Opportunity Search -- Click the "Add to Pipeline" button on a search result row.</w:t>
+      </w:r>
+    </w:p>
+    <w:p>
+      <w:pPr>
+        <w:pStyle w:val="ListBullet"/>
+      </w:pPr>
+      <w:r>
+        <w:t>From Opportunity Detail -- Click "Add to Pipeline" at the top of the detail page.</w:t>
+      </w:r>
+    </w:p>
+    <w:p>
+      <w:pPr>
+        <w:pStyle w:val="ListBullet"/>
+      </w:pPr>
+      <w:r>
+        <w:t>From Recommended Opportunities -- Add directly from the recommendations list.</w:t>
+      </w:r>
+    </w:p>
+    <w:p>
+      <w:r>
+        <w:t>When adding a prospect, you can set an initial priority (Critical, High, Medium, Low) and optionally assign it to a team member.</w:t>
+      </w:r>
+    </w:p>
+    <w:p>
+      <w:pPr>
+        <w:pStyle w:val="Heading2"/>
+      </w:pPr>
+      <w:r>
+        <w:t>Kanban Board View</w:t>
+      </w:r>
+    </w:p>
+    <w:p>
+      <w:r>
+        <w:t>The default view of the Prospects page is a Kanban board. Each column represents a pipeline stage:</w:t>
+      </w:r>
+    </w:p>
+    <w:p>
+      <w:pPr>
+        <w:pStyle w:val="ListBullet"/>
+      </w:pPr>
+      <w:r>
+        <w:t>Identified -- New opportunities you are aware of but have not yet evaluated.</w:t>
+      </w:r>
+    </w:p>
+    <w:p>
+      <w:pPr>
+        <w:pStyle w:val="ListBullet"/>
+      </w:pPr>
+      <w:r>
+        <w:t>Qualifying -- Opportunities you are actively evaluating for fit.</w:t>
+      </w:r>
+    </w:p>
+    <w:p>
+      <w:pPr>
+        <w:pStyle w:val="ListBullet"/>
+      </w:pPr>
+      <w:r>
+        <w:t>Bid/No-Bid -- Decision point: should you pursue this or pass?</w:t>
+      </w:r>
+    </w:p>
+    <w:p>
+      <w:pPr>
+        <w:pStyle w:val="ListBullet"/>
+      </w:pPr>
+      <w:r>
+        <w:t>Pursuing -- You have decided to bid and are preparing your response.</w:t>
+      </w:r>
+    </w:p>
+    <w:p>
+      <w:pPr>
+        <w:pStyle w:val="ListBullet"/>
+      </w:pPr>
+      <w:r>
+        <w:t>Submitted -- Your proposal has been submitted and you are awaiting the award decision.</w:t>
+      </w:r>
+    </w:p>
+    <w:p>
+      <w:pPr>
+        <w:pStyle w:val="ListBullet"/>
+      </w:pPr>
+      <w:r>
+        <w:t>Won / Lost / No-Bid -- Final outcomes.</w:t>
+      </w:r>
+    </w:p>
+    <w:p>
+      <w:r>
+        <w:t>Each card on the board shows the opportunity title, deadline countdown, set-aside type, and priority flag. You can drag and drop cards between columns to change their status.</w:t>
+      </w:r>
+    </w:p>
+    <w:p>
+      <w:pPr>
+        <w:pStyle w:val="Tip"/>
+      </w:pPr>
+      <w:r>
+        <w:rPr>
+          <w:b/>
+        </w:rPr>
+        <w:t xml:space="preserve">TIP: </w:t>
+      </w:r>
+      <w:r>
+        <w:t>Use the priority flags to highlight your most important opportunities. Critical items appear with a red flag so they stand out.</w:t>
+      </w:r>
+    </w:p>
+    <w:p>
+      <w:pPr>
+        <w:pStyle w:val="Heading2"/>
+      </w:pPr>
+      <w:r>
+        <w:t>List View</w:t>
+      </w:r>
+    </w:p>
+    <w:p>
+      <w:r>
+        <w:t>Toggle to List View using the icon in the toolbar for a traditional data grid. This view is better when you have many prospects and need to sort or filter by specific columns. You can filter by status, priority, assigned user, NAICS code, and set-aside type.</w:t>
+      </w:r>
+    </w:p>
+    <w:p>
+      <w:pPr>
+        <w:pStyle w:val="Heading2"/>
+      </w:pPr>
+      <w:r>
+        <w:t>Prospect Detail</w:t>
+      </w:r>
+    </w:p>
+    <w:p>
+      <w:r>
+        <w:t>Click any prospect card or row to open the Prospect Detail page. Here you can:</w:t>
+      </w:r>
+    </w:p>
+    <w:p>
+      <w:pPr>
+        <w:pStyle w:val="ListBullet"/>
+      </w:pPr>
+      <w:r>
+        <w:t>Update status -- Move the prospect to a different pipeline stage.</w:t>
+      </w:r>
+    </w:p>
+    <w:p>
+      <w:pPr>
+        <w:pStyle w:val="ListBullet"/>
+      </w:pPr>
+      <w:r>
+        <w:t>Set priority -- Change the priority level.</w:t>
+      </w:r>
+    </w:p>
+    <w:p>
+      <w:pPr>
+        <w:pStyle w:val="ListBullet"/>
+      </w:pPr>
+      <w:r>
+        <w:t>Assign team members -- Reassign the prospect to another user.</w:t>
+      </w:r>
+    </w:p>
+    <w:p>
+      <w:pPr>
+        <w:pStyle w:val="ListBullet"/>
+      </w:pPr>
+      <w:r>
+        <w:t>Add notes -- Record capture notes, call summaries, meeting notes, go/no-go rationale, and other observations.</w:t>
+      </w:r>
+    </w:p>
+    <w:p>
+      <w:pPr>
+        <w:pStyle w:val="ListBullet"/>
+      </w:pPr>
+      <w:r>
+        <w:t>View the linked opportunity -- Jump to the full Opportunity Detail page.</w:t>
+      </w:r>
+    </w:p>
+    <w:p>
+      <w:pPr>
+        <w:pStyle w:val="ListBullet"/>
+      </w:pPr>
+      <w:r>
+        <w:t>See the Go/No-Go Score -- An automated score based on set-aside match, time remaining, NAICS experience, and estimated value.</w:t>
+      </w:r>
+    </w:p>
+    <w:p>
+      <w:pPr>
+        <w:pStyle w:val="ListBullet"/>
+      </w:pPr>
+      <w:r>
+        <w:t>Manage team members -- Add teaming partners or subcontractors with roles, proposed rates, and commitment percentages.</w:t>
+      </w:r>
+    </w:p>
+    <w:p>
+      <w:pPr>
+        <w:pStyle w:val="ListBullet"/>
+      </w:pPr>
+      <w:r>
+        <w:t>Create a proposal -- When you move to "Pursuing," you can create a formal proposal record with milestones and document tracking.</w:t>
+      </w:r>
+    </w:p>
+    <w:p>
+      <w:pPr>
+        <w:pStyle w:val="Heading2"/>
+      </w:pPr>
+      <w:r>
+        <w:t>Proposal Management</w:t>
+      </w:r>
+    </w:p>
+    <w:p>
+      <w:r>
+        <w:t>Each prospect can have an associated proposal. The proposal record tracks:</w:t>
+      </w:r>
+    </w:p>
+    <w:p>
+      <w:pPr>
+        <w:pStyle w:val="ListBullet"/>
+      </w:pPr>
+      <w:r>
+        <w:t>Proposal status (Draft, In Review, Submitted, etc.).</w:t>
+      </w:r>
+    </w:p>
+    <w:p>
+      <w:pPr>
+        <w:pStyle w:val="ListBullet"/>
+      </w:pPr>
+      <w:r>
+        <w:t>Submission deadline.</w:t>
+      </w:r>
+    </w:p>
+    <w:p>
+      <w:pPr>
+        <w:pStyle w:val="ListBullet"/>
+      </w:pPr>
+      <w:r>
+        <w:t>Estimated value and win probability.</w:t>
+      </w:r>
+    </w:p>
+    <w:p>
+      <w:pPr>
+        <w:pStyle w:val="ListBullet"/>
+      </w:pPr>
+      <w:r>
+        <w:t>Milestones -- Key dates and tasks needed to complete the proposal (e.g., Draft Due, Review Complete, Final Submission).</w:t>
+      </w:r>
+    </w:p>
+    <w:p>
+      <w:pPr>
+        <w:pStyle w:val="ListBullet"/>
+      </w:pPr>
+      <w:r>
+        <w:t>Documents -- Track proposal documents with file names, types, and upload dates.</w:t>
+      </w:r>
+    </w:p>
+    <w:p>
+      <w:pPr>
+        <w:pStyle w:val="ListBullet"/>
+      </w:pPr>
+      <w:r>
+        <w:t>Lessons Learned -- After the outcome is known, record what went well and what to improve.</w:t>
+      </w:r>
+    </w:p>
+    <w:p>
+      <w:r>
+        <w:br w:type="page"/>
+      </w:r>
+    </w:p>
+    <w:p>
+      <w:pPr>
+        <w:pStyle w:val="Heading1"/>
+      </w:pPr>
+      <w:r>
+        <w:t>Chapter 9: Notifications &amp; Saved Searches</w:t>
+      </w:r>
+    </w:p>
+    <w:p>
+      <w:pPr>
+        <w:pStyle w:val="Heading2"/>
+      </w:pPr>
+      <w:r>
+        <w:t>Notifications</w:t>
+      </w:r>
+    </w:p>
+    <w:p>
+      <w:r>
+        <w:t>FedProspect sends you notifications when important events occur. Access your notification center by clicking the bell icon in the top navigation bar, or by going to the Notifications page.</w:t>
+      </w:r>
+    </w:p>
+    <w:p>
+      <w:r>
+        <w:t>Notification types include:</w:t>
+      </w:r>
+    </w:p>
+    <w:p>
+      <w:pPr>
+        <w:pStyle w:val="ListBullet"/>
+      </w:pPr>
+      <w:r>
+        <w:t>New matching opportunities found by your saved searches.</w:t>
+      </w:r>
+    </w:p>
+    <w:p>
+      <w:pPr>
+        <w:pStyle w:val="ListBullet"/>
+      </w:pPr>
+      <w:r>
+        <w:t>Deadline reminders for prospects approaching their response date.</w:t>
+      </w:r>
+    </w:p>
+    <w:p>
+      <w:pPr>
+        <w:pStyle w:val="ListBullet"/>
+      </w:pPr>
+      <w:r>
+        <w:t>Status changes on prospects you are assigned to.</w:t>
+      </w:r>
+    </w:p>
+    <w:p>
+      <w:pPr>
+        <w:pStyle w:val="ListBullet"/>
+      </w:pPr>
+      <w:r>
+        <w:t>System announcements from administrators.</w:t>
+      </w:r>
+    </w:p>
+    <w:p>
+      <w:r>
+        <w:t>Each notification shows a title, message, timestamp, and a link to the related item. Unread notifications are highlighted. You can mark individual notifications as read, or mark all as read.</w:t>
+      </w:r>
+    </w:p>
+    <w:p>
+      <w:r>
+        <w:t>Filter notifications by type or by read/unread status using the controls at the top of the notification center.</w:t>
+      </w:r>
+    </w:p>
+    <w:p>
+      <w:pPr>
+        <w:pStyle w:val="Heading2"/>
+      </w:pPr>
+      <w:r>
+        <w:t>Saved Searches</w:t>
+      </w:r>
+    </w:p>
+    <w:p>
+      <w:r>
+        <w:t>Saved Searches let you store your search criteria and run them on demand to check for new results. Navigate to Saved Searches in the Tools section of the sidebar.</w:t>
+      </w:r>
+    </w:p>
+    <w:p>
+      <w:r>
+        <w:t>For each saved search, you can:</w:t>
+      </w:r>
+    </w:p>
+    <w:p>
+      <w:pPr>
+        <w:pStyle w:val="ListBullet"/>
+      </w:pPr>
+      <w:r>
+        <w:t>Run Now -- Execute the search and see current matching opportunities. The system highlights how many are new since the last run.</w:t>
+      </w:r>
+    </w:p>
+    <w:p>
+      <w:pPr>
+        <w:pStyle w:val="ListBullet"/>
+      </w:pPr>
+      <w:r>
+        <w:t>Edit -- Update the search name, description, or filter criteria.</w:t>
+      </w:r>
+    </w:p>
+    <w:p>
+      <w:pPr>
+        <w:pStyle w:val="ListBullet"/>
+      </w:pPr>
+      <w:r>
+        <w:t>Enable/Disable Notifications -- Toggle whether the system notifies you when new matches are found.</w:t>
+      </w:r>
+    </w:p>
+    <w:p>
+      <w:pPr>
+        <w:pStyle w:val="ListBullet"/>
+      </w:pPr>
+      <w:r>
+        <w:t>Delete -- Remove the saved search.</w:t>
+      </w:r>
+    </w:p>
+    <w:p>
+      <w:r>
+        <w:t>Saved search filters can include set-aside codes, NAICS codes, states, award amount ranges, opportunity types, and a days-back window.</w:t>
+      </w:r>
+    </w:p>
+    <w:p>
+      <w:pPr>
+        <w:pStyle w:val="Tip"/>
+      </w:pPr>
+      <w:r>
+        <w:rPr>
+          <w:b/>
+        </w:rPr>
+        <w:t xml:space="preserve">TIP: </w:t>
+      </w:r>
+      <w:r>
         <w:t>Create a saved search for each NAICS code and set-aside combination you want to track. Enable notifications so you never miss a new opportunity that matches your capabilities.</w:t>
       </w:r>
     </w:p>
@@ -2357,7 +2559,7 @@
         <w:pStyle w:val="Heading1"/>
       </w:pPr>
       <w:r>
-        <w:t>Chapter 9: Tips &amp; Best Practices</w:t>
+        <w:t>Chapter 10: Tips &amp; Best Practices</w:t>
       </w:r>
     </w:p>
     <w:p>
